--- a/public/Sam_Lappan_Resume_Marketing.docx
+++ b/public/Sam_Lappan_Resume_Marketing.docx
@@ -142,7 +142,7 @@
             <w:pPr>
               <w:spacing w:after="40"/>
             </w:pPr>
-            <w:hyperlink w:history="1" r:id="rId0wi6gdsgooxsi34rrdlw6">
+            <w:hyperlink w:history="1" r:id="rIdeksgpz7wvdd4194xujpud">
               <w:r>
                 <w:rPr>
                   <w:rFonts w:ascii="Arial" w:cs="Arial" w:eastAsia="Arial" w:hAnsi="Arial"/>
@@ -159,7 +159,7 @@
             <w:pPr>
               <w:spacing w:after="40"/>
             </w:pPr>
-            <w:hyperlink w:history="1" r:id="rId2ggsxuzxuck7921exycwf">
+            <w:hyperlink w:history="1" r:id="rIdrkrsufqe1lykllgsvd8r0">
               <w:r>
                 <w:rPr>
                   <w:rFonts w:ascii="Arial" w:cs="Arial" w:eastAsia="Arial" w:hAnsi="Arial"/>
@@ -176,7 +176,7 @@
             <w:pPr>
               <w:spacing w:after="40"/>
             </w:pPr>
-            <w:hyperlink w:history="1" r:id="rIdamvrpucn1h2ev2hxi0ynp">
+            <w:hyperlink w:history="1" r:id="rId76chetyx2kdsxmqjt3-di">
               <w:r>
                 <w:rPr>
                   <w:rFonts w:ascii="Arial" w:cs="Arial" w:eastAsia="Arial" w:hAnsi="Arial"/>
@@ -617,7 +617,23 @@
                 <w:sz w:val="17"/>
                 <w:szCs w:val="17"/>
               </w:rPr>
-              <w:t xml:space="preserve">Marketing professional with a Business degree majoring in Marketing and hands-on commercial experience in retail sell-in and campaign delivery. What sets me apart is a self-taught technical skill set: I've independently learned to build software and shipped four production systems for a national publisher, including the platform its marketing team uses every day. That combination means I understand the commercial objective behind a campaign and how to execute, measure and improve it, and I pick up new tools and platforms quickly, the same way I taught myself full-stack development from a standing start.</w:t>
+              <w:t xml:space="preserve">Marketing professional with a Business degree majoring in Marketing and a genuine passion for identifying trends and gaps in a market, then solving for them through marketing campaigns and consumer behaviour strategy. That same instinct is what led me into development in the first place: I turned that analytical lens on how staff at Scholastic actually worked day to day, spotted the manual processes holding them back, and taught myself to build the software to fix them. I've since had a real say in how the business constructs its website and how the sales team uses data and trends to sell its products, decisions driven by marketing thinking as much as technical execution.</w:t>
+            </w:r>
+          </w:p>
+          <w:p>
+            <w:pPr>
+              <w:spacing w:after="100"/>
+            </w:pPr>
+            <w:r>
+              <w:rPr>
+                <w:rFonts w:ascii="Arial" w:cs="Arial" w:eastAsia="Arial" w:hAnsi="Arial"/>
+                <w:b w:val="false"/>
+                <w:bCs w:val="false"/>
+                <w:color w:val="374151"/>
+                <w:sz w:val="17"/>
+                <w:szCs w:val="17"/>
+              </w:rPr>
+              <w:t xml:space="preserve">I've independently learned to build software and shipped four production systems for a national publisher, including the platform its marketing team uses every day, and I pick up new tools and platforms quickly, the same way I taught myself full-stack development from a standing start.</w:t>
             </w:r>
           </w:p>
           <w:p>

--- a/public/Sam_Lappan_Resume_Marketing.docx
+++ b/public/Sam_Lappan_Resume_Marketing.docx
@@ -142,7 +142,7 @@
             <w:pPr>
               <w:spacing w:after="40"/>
             </w:pPr>
-            <w:hyperlink w:history="1" r:id="rIdeksgpz7wvdd4194xujpud">
+            <w:hyperlink w:history="1" r:id="rIdx6aruuexogfu65gr_a6k3">
               <w:r>
                 <w:rPr>
                   <w:rFonts w:ascii="Arial" w:cs="Arial" w:eastAsia="Arial" w:hAnsi="Arial"/>
@@ -159,7 +159,7 @@
             <w:pPr>
               <w:spacing w:after="40"/>
             </w:pPr>
-            <w:hyperlink w:history="1" r:id="rIdrkrsufqe1lykllgsvd8r0">
+            <w:hyperlink w:history="1" r:id="rIdq5xnppkyx3mrfwb4ooywz">
               <w:r>
                 <w:rPr>
                   <w:rFonts w:ascii="Arial" w:cs="Arial" w:eastAsia="Arial" w:hAnsi="Arial"/>
@@ -176,7 +176,7 @@
             <w:pPr>
               <w:spacing w:after="40"/>
             </w:pPr>
-            <w:hyperlink w:history="1" r:id="rId76chetyx2kdsxmqjt3-di">
+            <w:hyperlink w:history="1" r:id="rIdgbu_jf8jbo7tzo3_y0n6d">
               <w:r>
                 <w:rPr>
                   <w:rFonts w:ascii="Arial" w:cs="Arial" w:eastAsia="Arial" w:hAnsi="Arial"/>
@@ -617,7 +617,7 @@
                 <w:sz w:val="17"/>
                 <w:szCs w:val="17"/>
               </w:rPr>
-              <w:t xml:space="preserve">Marketing professional with a Business degree majoring in Marketing and a genuine passion for identifying trends and gaps in a market, then solving for them through marketing campaigns and consumer behaviour strategy. That same instinct is what led me into development in the first place: I turned that analytical lens on how staff at Scholastic actually worked day to day, spotted the manual processes holding them back, and taught myself to build the software to fix them. I've since had a real say in how the business constructs its website and how the sales team uses data and trends to sell its products, decisions driven by marketing thinking as much as technical execution.</w:t>
+              <w:t xml:space="preserve">Marketing professional with a Bachelor of Business (Innovation &amp; Entrepreneurship, Marketing major), based on the NSW Central Coast and currently working at Scholastic Australia. Genuinely interested in identifying trends and gaps in a market and solving them through marketing campaigns and consumer behaviour strategy.</w:t>
             </w:r>
           </w:p>
           <w:p>
@@ -633,7 +633,23 @@
                 <w:sz w:val="17"/>
                 <w:szCs w:val="17"/>
               </w:rPr>
-              <w:t xml:space="preserve">I've independently learned to build software and shipped four production systems for a national publisher, including the platform its marketing team uses every day, and I pick up new tools and platforms quickly, the same way I taught myself full-stack development from a standing start.</w:t>
+              <w:t xml:space="preserve">That mindset led directly into a self-taught developer role: spotting the manual processes holding Scholastic's staff back and building the software to remove them, giving me a real say in how the business builds its website and how its sales team uses data to sell.</w:t>
+            </w:r>
+          </w:p>
+          <w:p>
+            <w:pPr>
+              <w:spacing w:after="100"/>
+            </w:pPr>
+            <w:r>
+              <w:rPr>
+                <w:rFonts w:ascii="Arial" w:cs="Arial" w:eastAsia="Arial" w:hAnsi="Arial"/>
+                <w:b w:val="false"/>
+                <w:bCs w:val="false"/>
+                <w:color w:val="374151"/>
+                <w:sz w:val="17"/>
+                <w:szCs w:val="17"/>
+              </w:rPr>
+              <w:t xml:space="preserve">Adapting and learning quickly on the move is my biggest strength, and the proof is in the pudding: four production systems designed and shipped for a national publisher, entirely self-taught. I bring that same speed, initiative, and market-driven thinking to any team.</w:t>
             </w:r>
           </w:p>
           <w:p>

--- a/public/Sam_Lappan_Resume_Marketing.docx
+++ b/public/Sam_Lappan_Resume_Marketing.docx
@@ -142,7 +142,7 @@
             <w:pPr>
               <w:spacing w:after="40"/>
             </w:pPr>
-            <w:hyperlink w:history="1" r:id="rIdx6aruuexogfu65gr_a6k3">
+            <w:hyperlink w:history="1" r:id="rIdrg6qj7cich4lufcimxcom">
               <w:r>
                 <w:rPr>
                   <w:rFonts w:ascii="Arial" w:cs="Arial" w:eastAsia="Arial" w:hAnsi="Arial"/>
@@ -159,7 +159,7 @@
             <w:pPr>
               <w:spacing w:after="40"/>
             </w:pPr>
-            <w:hyperlink w:history="1" r:id="rIdq5xnppkyx3mrfwb4ooywz">
+            <w:hyperlink w:history="1" r:id="rIdzkqwh6vmprvorje5wpnc3">
               <w:r>
                 <w:rPr>
                   <w:rFonts w:ascii="Arial" w:cs="Arial" w:eastAsia="Arial" w:hAnsi="Arial"/>
@@ -176,7 +176,7 @@
             <w:pPr>
               <w:spacing w:after="40"/>
             </w:pPr>
-            <w:hyperlink w:history="1" r:id="rIdgbu_jf8jbo7tzo3_y0n6d">
+            <w:hyperlink w:history="1" r:id="rIdchjooq_lyt81hyghkwqwr">
               <w:r>
                 <w:rPr>
                   <w:rFonts w:ascii="Arial" w:cs="Arial" w:eastAsia="Arial" w:hAnsi="Arial"/>
@@ -270,7 +270,7 @@
                 <w:sz w:val="14"/>
                 <w:szCs w:val="14"/>
               </w:rPr>
-              <w:t xml:space="preserve">Dashboards &amp; reporting, sales performance tracking, data reconciliation, commercial decision support</w:t>
+              <w:t xml:space="preserve">Dashboards &amp; reporting, sales &amp; customer data tracking, data reconciliation, commercial decision support</w:t>
             </w:r>
           </w:p>
           <w:p>
